--- a/diagrama.docx
+++ b/diagrama.docx
@@ -55,23 +55,35 @@
           <w:tcPr>
             <w:tcW w:w="8494" w:type="dxa"/>
           </w:tcPr>
-          <w:p/>
-        </w:tc>
-      </w:tr>
-      <w:tr>
-        <w:tc>
-          <w:tcPr>
-            <w:tcW w:w="8494" w:type="dxa"/>
-          </w:tcPr>
-          <w:p/>
-        </w:tc>
-      </w:tr>
-      <w:tr>
-        <w:tc>
-          <w:tcPr>
-            <w:tcW w:w="8494" w:type="dxa"/>
-          </w:tcPr>
-          <w:p/>
+          <w:p>
+            <w:r>
+              <w:t>Nombre</w:t>
+            </w:r>
+          </w:p>
+        </w:tc>
+      </w:tr>
+      <w:tr>
+        <w:tc>
+          <w:tcPr>
+            <w:tcW w:w="8494" w:type="dxa"/>
+          </w:tcPr>
+          <w:p>
+            <w:r>
+              <w:t>Apellido</w:t>
+            </w:r>
+          </w:p>
+        </w:tc>
+      </w:tr>
+      <w:tr>
+        <w:tc>
+          <w:tcPr>
+            <w:tcW w:w="8494" w:type="dxa"/>
+          </w:tcPr>
+          <w:p>
+            <w:r>
+              <w:t xml:space="preserve">C.I </w:t>
+            </w:r>
+          </w:p>
         </w:tc>
       </w:tr>
       <w:tr>
@@ -173,23 +185,35 @@
           <w:tcPr>
             <w:tcW w:w="8494" w:type="dxa"/>
           </w:tcPr>
-          <w:p/>
-        </w:tc>
-      </w:tr>
-      <w:tr>
-        <w:tc>
-          <w:tcPr>
-            <w:tcW w:w="8494" w:type="dxa"/>
-          </w:tcPr>
-          <w:p/>
-        </w:tc>
-      </w:tr>
-      <w:tr>
-        <w:tc>
-          <w:tcPr>
-            <w:tcW w:w="8494" w:type="dxa"/>
-          </w:tcPr>
-          <w:p/>
+          <w:p>
+            <w:r>
+              <w:t>Nombre</w:t>
+            </w:r>
+          </w:p>
+        </w:tc>
+      </w:tr>
+      <w:tr>
+        <w:tc>
+          <w:tcPr>
+            <w:tcW w:w="8494" w:type="dxa"/>
+          </w:tcPr>
+          <w:p>
+            <w:r>
+              <w:t>Apellido</w:t>
+            </w:r>
+          </w:p>
+        </w:tc>
+      </w:tr>
+      <w:tr>
+        <w:tc>
+          <w:tcPr>
+            <w:tcW w:w="8494" w:type="dxa"/>
+          </w:tcPr>
+          <w:p>
+            <w:r>
+              <w:t>C.I (no obligatorio en caso de no tenerla)</w:t>
+            </w:r>
+          </w:p>
         </w:tc>
       </w:tr>
       <w:tr>
@@ -301,55 +325,43 @@
           </w:tcPr>
           <w:p>
             <w:r>
-              <w:t>F.P</w:t>
-            </w:r>
-            <w:r>
-              <w:t xml:space="preserve"> *</w:t>
-            </w:r>
-          </w:p>
-        </w:tc>
-      </w:tr>
-      <w:tr>
-        <w:tc>
-          <w:tcPr>
-            <w:tcW w:w="8494" w:type="dxa"/>
-          </w:tcPr>
-          <w:p>
-            <w:r>
-              <w:t>H.P</w:t>
-            </w:r>
-            <w:r>
-              <w:t xml:space="preserve"> *</w:t>
-            </w:r>
-          </w:p>
-        </w:tc>
-      </w:tr>
-      <w:tr>
-        <w:tc>
-          <w:tcPr>
-            <w:tcW w:w="8494" w:type="dxa"/>
-          </w:tcPr>
-          <w:p>
-            <w:r>
-              <w:t>F.L.P</w:t>
-            </w:r>
-            <w:r>
-              <w:t xml:space="preserve"> *</w:t>
-            </w:r>
-          </w:p>
-        </w:tc>
-      </w:tr>
-      <w:tr>
-        <w:tc>
-          <w:tcPr>
-            <w:tcW w:w="8494" w:type="dxa"/>
-          </w:tcPr>
-          <w:p>
-            <w:r>
-              <w:t>H.L.P</w:t>
-            </w:r>
-            <w:r>
-              <w:t xml:space="preserve"> *</w:t>
+              <w:t>F.P *</w:t>
+            </w:r>
+          </w:p>
+        </w:tc>
+      </w:tr>
+      <w:tr>
+        <w:tc>
+          <w:tcPr>
+            <w:tcW w:w="8494" w:type="dxa"/>
+          </w:tcPr>
+          <w:p>
+            <w:r>
+              <w:t>H.P *</w:t>
+            </w:r>
+          </w:p>
+        </w:tc>
+      </w:tr>
+      <w:tr>
+        <w:tc>
+          <w:tcPr>
+            <w:tcW w:w="8494" w:type="dxa"/>
+          </w:tcPr>
+          <w:p>
+            <w:r>
+              <w:t>F.L.P *</w:t>
+            </w:r>
+          </w:p>
+        </w:tc>
+      </w:tr>
+      <w:tr>
+        <w:tc>
+          <w:tcPr>
+            <w:tcW w:w="8494" w:type="dxa"/>
+          </w:tcPr>
+          <w:p>
+            <w:r>
+              <w:t>H.L.P *</w:t>
             </w:r>
           </w:p>
         </w:tc>
@@ -1194,23 +1206,35 @@
           <w:tcPr>
             <w:tcW w:w="8494" w:type="dxa"/>
           </w:tcPr>
-          <w:p/>
-        </w:tc>
-      </w:tr>
-      <w:tr>
-        <w:tc>
-          <w:tcPr>
-            <w:tcW w:w="8494" w:type="dxa"/>
-          </w:tcPr>
-          <w:p/>
-        </w:tc>
-      </w:tr>
-      <w:tr>
-        <w:tc>
-          <w:tcPr>
-            <w:tcW w:w="8494" w:type="dxa"/>
-          </w:tcPr>
-          <w:p/>
+          <w:p>
+            <w:r>
+              <w:t>C.I</w:t>
+            </w:r>
+          </w:p>
+        </w:tc>
+      </w:tr>
+      <w:tr>
+        <w:tc>
+          <w:tcPr>
+            <w:tcW w:w="8494" w:type="dxa"/>
+          </w:tcPr>
+          <w:p>
+            <w:r>
+              <w:t>Nombre</w:t>
+            </w:r>
+          </w:p>
+        </w:tc>
+      </w:tr>
+      <w:tr>
+        <w:tc>
+          <w:tcPr>
+            <w:tcW w:w="8494" w:type="dxa"/>
+          </w:tcPr>
+          <w:p>
+            <w:r>
+              <w:t>Apellido</w:t>
+            </w:r>
+          </w:p>
         </w:tc>
       </w:tr>
       <w:tr>
@@ -1338,6 +1362,9 @@
     <w:p>
       <w:r>
         <w:t xml:space="preserve">Todos los elementos que tengan un asterisco (*) son elementos que se usaran en el caso de ya estar ocupados (salones, instrumentos, material de apoyo) los que tengan algo entre paréntesis () serán sub clases el resto clases que serán heredadas para cada entidad </w:t>
+      </w:r>
+      <w:r>
+        <w:t>la cedula de identidad no ser obligatoria en estudiantes ya que hay estudiantes pequeños que aun no portan cedula de identidad</w:t>
       </w:r>
     </w:p>
     <w:p/>
